--- a/DecisionTreeVSDecisionTables.docx
+++ b/DecisionTreeVSDecisionTables.docx
@@ -18,75 +18,41 @@
           <w:sz w:val="28"/>
           <w:szCs w:val="28"/>
         </w:rPr>
-        <w:t>D</w:t>
-      </w:r>
-      <w:r>
+        <w:t>Decision tree vs Decision tables</w:t>
+      </w:r>
+    </w:p>
+    <w:p>
+      <w:pPr>
+        <w:spacing w:after="0" w:line="360" w:lineRule="auto"/>
+        <w:jc w:val="both"/>
         <w:rPr>
           <w:rFonts w:ascii="Times New Roman" w:hAnsi="Times New Roman" w:cs="Times New Roman"/>
           <w:sz w:val="28"/>
           <w:szCs w:val="28"/>
         </w:rPr>
-        <w:t xml:space="preserve">ecision tree vs </w:t>
-      </w:r>
-      <w:r>
-        <w:rPr>
-          <w:rFonts w:ascii="Times New Roman" w:hAnsi="Times New Roman" w:cs="Times New Roman"/>
+      </w:pPr>
+    </w:p>
+    <w:p>
+      <w:pPr>
+        <w:spacing w:after="0" w:line="360" w:lineRule="auto"/>
+        <w:jc w:val="both"/>
+        <w:rPr>
+          <w:rFonts w:ascii="Times New Roman" w:hAnsi="Times New Roman" w:cs="Times New Roman"/>
+          <w:b/>
+          <w:bCs/>
           <w:sz w:val="28"/>
           <w:szCs w:val="28"/>
         </w:rPr>
-        <w:t>D</w:t>
-      </w:r>
-      <w:r>
-        <w:rPr>
-          <w:rFonts w:ascii="Times New Roman" w:hAnsi="Times New Roman" w:cs="Times New Roman"/>
+      </w:pPr>
+      <w:r>
+        <w:rPr>
+          <w:rFonts w:ascii="Times New Roman" w:hAnsi="Times New Roman" w:cs="Times New Roman"/>
+          <w:b/>
+          <w:bCs/>
           <w:sz w:val="28"/>
           <w:szCs w:val="28"/>
         </w:rPr>
-        <w:t>ecision tables</w:t>
-      </w:r>
-    </w:p>
-    <w:p>
-      <w:pPr>
-        <w:spacing w:after="0" w:line="360" w:lineRule="auto"/>
-        <w:jc w:val="both"/>
-        <w:rPr>
-          <w:rFonts w:ascii="Times New Roman" w:hAnsi="Times New Roman" w:cs="Times New Roman"/>
-          <w:sz w:val="28"/>
-          <w:szCs w:val="28"/>
-        </w:rPr>
-      </w:pPr>
-    </w:p>
-    <w:p>
-      <w:pPr>
-        <w:spacing w:after="0" w:line="360" w:lineRule="auto"/>
-        <w:jc w:val="both"/>
-        <w:rPr>
-          <w:rFonts w:ascii="Times New Roman" w:hAnsi="Times New Roman" w:cs="Times New Roman"/>
-          <w:b/>
-          <w:bCs/>
-          <w:sz w:val="28"/>
-          <w:szCs w:val="28"/>
-        </w:rPr>
-      </w:pPr>
-      <w:r>
-        <w:rPr>
-          <w:rFonts w:ascii="Times New Roman" w:hAnsi="Times New Roman" w:cs="Times New Roman"/>
-          <w:b/>
-          <w:bCs/>
-          <w:sz w:val="28"/>
-          <w:szCs w:val="28"/>
-        </w:rPr>
-        <w:t>D</w:t>
-      </w:r>
-      <w:r>
-        <w:rPr>
-          <w:rFonts w:ascii="Times New Roman" w:hAnsi="Times New Roman" w:cs="Times New Roman"/>
-          <w:b/>
-          <w:bCs/>
-          <w:sz w:val="28"/>
-          <w:szCs w:val="28"/>
-        </w:rPr>
-        <w:t>atele de identificare ale membrilor echipei</w:t>
+        <w:t>Datele de identificare ale membrilor echipei</w:t>
       </w:r>
     </w:p>
     <w:p>
@@ -179,17 +145,7 @@
           <w:sz w:val="28"/>
           <w:szCs w:val="28"/>
         </w:rPr>
-        <w:t>E</w:t>
-      </w:r>
-      <w:r>
-        <w:rPr>
-          <w:rFonts w:ascii="Times New Roman" w:hAnsi="Times New Roman" w:cs="Times New Roman"/>
-          <w:b/>
-          <w:bCs/>
-          <w:sz w:val="28"/>
-          <w:szCs w:val="28"/>
-        </w:rPr>
-        <w:t>nunțul problemei rezolvate</w:t>
+        <w:t>Enunțul problemei rezolvate</w:t>
       </w:r>
     </w:p>
     <w:p>
@@ -640,47 +596,7 @@
           <w:sz w:val="28"/>
           <w:szCs w:val="28"/>
         </w:rPr>
-        <w:t xml:space="preserve">Descrierea </w:t>
-      </w:r>
-      <w:r>
-        <w:rPr>
-          <w:rFonts w:ascii="Times New Roman" w:hAnsi="Times New Roman" w:cs="Times New Roman"/>
-          <w:b/>
-          <w:bCs/>
-          <w:sz w:val="28"/>
-          <w:szCs w:val="28"/>
-        </w:rPr>
-        <w:t>t</w:t>
-      </w:r>
-      <w:r>
-        <w:rPr>
-          <w:rFonts w:ascii="Times New Roman" w:hAnsi="Times New Roman" w:cs="Times New Roman"/>
-          <w:b/>
-          <w:bCs/>
-          <w:sz w:val="28"/>
-          <w:szCs w:val="28"/>
-        </w:rPr>
-        <w:t xml:space="preserve">eoretică </w:t>
-      </w:r>
-      <w:r>
-        <w:rPr>
-          <w:rFonts w:ascii="Times New Roman" w:hAnsi="Times New Roman" w:cs="Times New Roman"/>
-          <w:b/>
-          <w:bCs/>
-          <w:sz w:val="28"/>
-          <w:szCs w:val="28"/>
-        </w:rPr>
-        <w:t>a m</w:t>
-      </w:r>
-      <w:r>
-        <w:rPr>
-          <w:rFonts w:ascii="Times New Roman" w:hAnsi="Times New Roman" w:cs="Times New Roman"/>
-          <w:b/>
-          <w:bCs/>
-          <w:sz w:val="28"/>
-          <w:szCs w:val="28"/>
-        </w:rPr>
-        <w:t>etodelor</w:t>
+        <w:t>Descrierea teoretică a metodelor</w:t>
       </w:r>
     </w:p>
     <w:p>
@@ -1969,7 +1885,7 @@
           <w:rFonts w:ascii="Times New Roman" w:hAnsi="Times New Roman" w:cs="Times New Roman"/>
           <w:lang w:val="en-GB"/>
         </w:rPr>
-        <w:t>ables</w:t>
+        <w:t>rees</w:t>
       </w:r>
       <w:r>
         <w:rPr>
@@ -2016,7 +1932,7 @@
           <w:bCs/>
           <w:lang w:val="en-GB"/>
         </w:rPr>
-        <w:t>decision table</w:t>
+        <w:t>tabelei de decizie</w:t>
       </w:r>
       <w:r>
         <w:rPr>
@@ -6444,7 +6360,43 @@
           <w:bCs/>
           <w:lang w:val="en-GB"/>
         </w:rPr>
-        <w:t>Cod 2: Implementarea Arborelui de Decizie (</w:t>
+        <w:t xml:space="preserve">Cod 2: Implementarea </w:t>
+      </w:r>
+      <w:r>
+        <w:rPr>
+          <w:rFonts w:ascii="Times New Roman" w:hAnsi="Times New Roman" w:cs="Times New Roman"/>
+          <w:b/>
+          <w:bCs/>
+          <w:lang w:val="en-GB"/>
+        </w:rPr>
+        <w:t>a</w:t>
+      </w:r>
+      <w:r>
+        <w:rPr>
+          <w:rFonts w:ascii="Times New Roman" w:hAnsi="Times New Roman" w:cs="Times New Roman"/>
+          <w:b/>
+          <w:bCs/>
+          <w:lang w:val="en-GB"/>
+        </w:rPr>
+        <w:t xml:space="preserve">rborelui de </w:t>
+      </w:r>
+      <w:r>
+        <w:rPr>
+          <w:rFonts w:ascii="Times New Roman" w:hAnsi="Times New Roman" w:cs="Times New Roman"/>
+          <w:b/>
+          <w:bCs/>
+          <w:lang w:val="en-GB"/>
+        </w:rPr>
+        <w:t>d</w:t>
+      </w:r>
+      <w:r>
+        <w:rPr>
+          <w:rFonts w:ascii="Times New Roman" w:hAnsi="Times New Roman" w:cs="Times New Roman"/>
+          <w:b/>
+          <w:bCs/>
+          <w:lang w:val="en-GB"/>
+        </w:rPr>
+        <w:t>ecizie (</w:t>
       </w:r>
       <w:r>
         <w:rPr>
@@ -8988,21 +8940,7 @@
           <w:rFonts w:ascii="Times New Roman" w:hAnsi="Times New Roman" w:cs="Times New Roman"/>
           <w:lang w:val="en-GB"/>
         </w:rPr>
-        <w:t>mermaid.live</w:t>
-      </w:r>
-      <w:r>
-        <w:rPr>
-          <w:rFonts w:ascii="Times New Roman" w:hAnsi="Times New Roman" w:cs="Times New Roman"/>
-          <w:lang w:val="en-GB"/>
-        </w:rPr>
-        <w:t>: i</w:t>
-      </w:r>
-      <w:r>
-        <w:rPr>
-          <w:rFonts w:ascii="Times New Roman" w:hAnsi="Times New Roman" w:cs="Times New Roman"/>
-          <w:lang w:val="en-GB"/>
-        </w:rPr>
-        <w:t>nstrument de modelare vizuală utilizat pentru proiectarea și exportul diagramei specifice arborelui de decizie.</w:t>
+        <w:t>mermaid.live: instrument de modelare vizuală utilizat pentru proiectarea și exportul diagramei specifice arborelui de decizie.</w:t>
       </w:r>
     </w:p>
     <w:p>
@@ -11348,6 +11286,7 @@
   <w:style w:type="character" w:default="1" w:styleId="DefaultParagraphFont">
     <w:name w:val="Default Paragraph Font"/>
     <w:uiPriority w:val="1"/>
+    <w:semiHidden/>
     <w:unhideWhenUsed/>
   </w:style>
   <w:style w:type="table" w:default="1" w:styleId="TableNormal">
